--- a/Workspace/Testing/Test plan/punti singoli/TestPlan unit testing/Testplan - UtenteDAO.docx
+++ b/Workspace/Testing/Test plan/punti singoli/TestPlan unit testing/Testplan - UtenteDAO.docx
@@ -11072,6 +11072,7 @@
   <w:style w:type="character" w:default="1" w:styleId="Carpredefinitoparagrafo">
     <w:name w:val="Default Paragraph Font"/>
     <w:uiPriority w:val="1"/>
+    <w:semiHidden/>
     <w:unhideWhenUsed/>
   </w:style>
   <w:style w:type="table" w:default="1" w:styleId="Tabellanormale">

--- a/Workspace/Testing/Test plan/punti singoli/TestPlan unit testing/Testplan - UtenteDAO.docx
+++ b/Workspace/Testing/Test plan/punti singoli/TestPlan unit testing/Testplan - UtenteDAO.docx
@@ -1963,7 +1963,10 @@
             </w:r>
             <w:proofErr w:type="gramEnd"/>
             <w:r>
-              <w:t xml:space="preserve"> &gt; 250</w:t>
+              <w:t xml:space="preserve"> &gt; 25</w:t>
+            </w:r>
+            <w:r>
+              <w:t>5</w:t>
             </w:r>
           </w:p>
         </w:tc>
@@ -2604,7 +2607,14 @@
                 <w:b/>
                 <w:bCs/>
               </w:rPr>
-              <w:t>TF_11</w:t>
+              <w:t>TF_1</w:t>
+            </w:r>
+            <w:r>
+              <w:rPr>
+                <w:b/>
+                <w:bCs/>
+              </w:rPr>
+              <w:t>0</w:t>
             </w:r>
           </w:p>
         </w:tc>
@@ -2706,7 +2716,14 @@
                 <w:b/>
                 <w:bCs/>
               </w:rPr>
-              <w:t>TF_12</w:t>
+              <w:t>TF_1</w:t>
+            </w:r>
+            <w:r>
+              <w:rPr>
+                <w:b/>
+                <w:bCs/>
+              </w:rPr>
+              <w:t>1</w:t>
             </w:r>
           </w:p>
         </w:tc>
@@ -2794,6 +2811,9 @@
         </w:tc>
       </w:tr>
     </w:tbl>
+    <w:p/>
+    <w:p/>
+    <w:p/>
     <w:p/>
     <w:p/>
     <w:p/>
@@ -2806,6 +2826,7 @@
       </w:pPr>
       <w:proofErr w:type="spellStart"/>
       <w:r>
+        <w:lastRenderedPageBreak/>
         <w:t>createUtente</w:t>
       </w:r>
       <w:proofErr w:type="spellEnd"/>
@@ -5792,7 +5813,6 @@
       </w:pPr>
       <w:proofErr w:type="spellStart"/>
       <w:r>
-        <w:lastRenderedPageBreak/>
         <w:t>createSupervisore</w:t>
       </w:r>
       <w:proofErr w:type="spellEnd"/>
@@ -7039,7 +7059,6 @@
         <w:pStyle w:val="Titolo4"/>
       </w:pPr>
       <w:r>
-        <w:lastRenderedPageBreak/>
         <w:t>Test frames</w:t>
       </w:r>
     </w:p>
@@ -7946,6 +7965,7 @@
                 <w:b/>
                 <w:bCs/>
               </w:rPr>
+              <w:lastRenderedPageBreak/>
               <w:t>Parametro Matricola</w:t>
             </w:r>
           </w:p>
@@ -8053,7 +8073,6 @@
         <w:pStyle w:val="Titolo4"/>
       </w:pPr>
       <w:r>
-        <w:lastRenderedPageBreak/>
         <w:t>test frames</w:t>
       </w:r>
     </w:p>
@@ -8891,6 +8910,7 @@
         <w:pStyle w:val="Titolo4"/>
       </w:pPr>
       <w:r>
+        <w:lastRenderedPageBreak/>
         <w:t>Delete</w:t>
       </w:r>
     </w:p>
@@ -10155,7 +10175,6 @@
         <w:pStyle w:val="Titolo4"/>
       </w:pPr>
       <w:r>
-        <w:lastRenderedPageBreak/>
         <w:t>Test Frames</w:t>
       </w:r>
     </w:p>

--- a/Workspace/Testing/Test plan/punti singoli/TestPlan unit testing/Testplan - UtenteDAO.docx
+++ b/Workspace/Testing/Test plan/punti singoli/TestPlan unit testing/Testplan - UtenteDAO.docx
@@ -1734,19 +1734,48 @@
                 <w:b/>
                 <w:bCs/>
               </w:rPr>
-              <w:t>TF_2</w:t>
-            </w:r>
-          </w:p>
-        </w:tc>
-        <w:tc>
-          <w:tcPr>
-            <w:tcW w:w="0" w:type="auto"/>
-            <w:hideMark/>
-          </w:tcPr>
-          <w:p>
-            <w:pPr>
-              <w:spacing w:after="160" w:line="259" w:lineRule="auto"/>
-            </w:pPr>
+              <w:t>TF_</w:t>
+            </w:r>
+            <w:r>
+              <w:rPr>
+                <w:b/>
+                <w:bCs/>
+              </w:rPr>
+              <w:t>2</w:t>
+            </w:r>
+          </w:p>
+        </w:tc>
+        <w:tc>
+          <w:tcPr>
+            <w:tcW w:w="0" w:type="auto"/>
+            <w:hideMark/>
+          </w:tcPr>
+          <w:p>
+            <w:pPr>
+              <w:spacing w:after="160" w:line="259" w:lineRule="auto"/>
+            </w:pPr>
+            <w:r>
+              <w:t>Valida</w:t>
+            </w:r>
+          </w:p>
+        </w:tc>
+        <w:tc>
+          <w:tcPr>
+            <w:tcW w:w="0" w:type="auto"/>
+            <w:hideMark/>
+          </w:tcPr>
+          <w:p>
+            <w:pPr>
+              <w:spacing w:after="160" w:line="259" w:lineRule="auto"/>
+            </w:pPr>
+            <w:proofErr w:type="gramStart"/>
+            <w:r>
+              <w:t>Email</w:t>
+            </w:r>
+            <w:proofErr w:type="gramEnd"/>
+            <w:r>
+              <w:t xml:space="preserve"> </w:t>
+            </w:r>
             <w:proofErr w:type="spellStart"/>
             <w:r>
               <w:t>null</w:t>
@@ -1764,6 +1793,198 @@
               <w:spacing w:after="160" w:line="259" w:lineRule="auto"/>
             </w:pPr>
             <w:r>
+              <w:t>-</w:t>
+            </w:r>
+          </w:p>
+        </w:tc>
+        <w:tc>
+          <w:tcPr>
+            <w:tcW w:w="0" w:type="auto"/>
+            <w:hideMark/>
+          </w:tcPr>
+          <w:p>
+            <w:pPr>
+              <w:spacing w:after="160" w:line="259" w:lineRule="auto"/>
+            </w:pPr>
+            <w:r>
+              <w:t>Valida</w:t>
+            </w:r>
+          </w:p>
+        </w:tc>
+        <w:tc>
+          <w:tcPr>
+            <w:tcW w:w="0" w:type="auto"/>
+            <w:hideMark/>
+          </w:tcPr>
+          <w:p>
+            <w:pPr>
+              <w:spacing w:after="160" w:line="259" w:lineRule="auto"/>
+            </w:pPr>
+            <w:proofErr w:type="spellStart"/>
+            <w:r>
+              <w:t>IllegalArgumentException</w:t>
+            </w:r>
+            <w:proofErr w:type="spellEnd"/>
+          </w:p>
+        </w:tc>
+      </w:tr>
+      <w:tr>
+        <w:tc>
+          <w:tcPr>
+            <w:tcW w:w="0" w:type="auto"/>
+            <w:hideMark/>
+          </w:tcPr>
+          <w:p>
+            <w:pPr>
+              <w:spacing w:after="160" w:line="259" w:lineRule="auto"/>
+            </w:pPr>
+            <w:r>
+              <w:rPr>
+                <w:b/>
+                <w:bCs/>
+              </w:rPr>
+              <w:t>TF_</w:t>
+            </w:r>
+            <w:r>
+              <w:rPr>
+                <w:b/>
+                <w:bCs/>
+              </w:rPr>
+              <w:t>3</w:t>
+            </w:r>
+          </w:p>
+        </w:tc>
+        <w:tc>
+          <w:tcPr>
+            <w:tcW w:w="0" w:type="auto"/>
+            <w:hideMark/>
+          </w:tcPr>
+          <w:p>
+            <w:pPr>
+              <w:spacing w:after="160" w:line="259" w:lineRule="auto"/>
+            </w:pPr>
+            <w:r>
+              <w:t>Valida</w:t>
+            </w:r>
+          </w:p>
+        </w:tc>
+        <w:tc>
+          <w:tcPr>
+            <w:tcW w:w="0" w:type="auto"/>
+            <w:hideMark/>
+          </w:tcPr>
+          <w:p>
+            <w:pPr>
+              <w:spacing w:after="160" w:line="259" w:lineRule="auto"/>
+            </w:pPr>
+            <w:proofErr w:type="gramStart"/>
+            <w:r>
+              <w:t>Email</w:t>
+            </w:r>
+            <w:proofErr w:type="gramEnd"/>
+            <w:r>
+              <w:t xml:space="preserve"> &gt; 25</w:t>
+            </w:r>
+            <w:r>
+              <w:t>5</w:t>
+            </w:r>
+          </w:p>
+        </w:tc>
+        <w:tc>
+          <w:tcPr>
+            <w:tcW w:w="0" w:type="auto"/>
+            <w:hideMark/>
+          </w:tcPr>
+          <w:p>
+            <w:pPr>
+              <w:spacing w:after="160" w:line="259" w:lineRule="auto"/>
+            </w:pPr>
+            <w:r>
+              <w:t>Nuova</w:t>
+            </w:r>
+          </w:p>
+        </w:tc>
+        <w:tc>
+          <w:tcPr>
+            <w:tcW w:w="0" w:type="auto"/>
+            <w:hideMark/>
+          </w:tcPr>
+          <w:p>
+            <w:pPr>
+              <w:spacing w:after="160" w:line="259" w:lineRule="auto"/>
+            </w:pPr>
+            <w:r>
+              <w:t>Valida</w:t>
+            </w:r>
+          </w:p>
+        </w:tc>
+        <w:tc>
+          <w:tcPr>
+            <w:tcW w:w="0" w:type="auto"/>
+            <w:hideMark/>
+          </w:tcPr>
+          <w:p>
+            <w:pPr>
+              <w:spacing w:after="160" w:line="259" w:lineRule="auto"/>
+            </w:pPr>
+            <w:proofErr w:type="spellStart"/>
+            <w:r>
+              <w:t>IllegalArgumentException</w:t>
+            </w:r>
+            <w:proofErr w:type="spellEnd"/>
+          </w:p>
+        </w:tc>
+      </w:tr>
+      <w:tr>
+        <w:tc>
+          <w:tcPr>
+            <w:tcW w:w="0" w:type="auto"/>
+            <w:hideMark/>
+          </w:tcPr>
+          <w:p>
+            <w:pPr>
+              <w:spacing w:after="160" w:line="259" w:lineRule="auto"/>
+            </w:pPr>
+            <w:r>
+              <w:rPr>
+                <w:b/>
+                <w:bCs/>
+              </w:rPr>
+              <w:t>TF_</w:t>
+            </w:r>
+            <w:r>
+              <w:rPr>
+                <w:b/>
+                <w:bCs/>
+              </w:rPr>
+              <w:t>4</w:t>
+            </w:r>
+          </w:p>
+        </w:tc>
+        <w:tc>
+          <w:tcPr>
+            <w:tcW w:w="0" w:type="auto"/>
+            <w:hideMark/>
+          </w:tcPr>
+          <w:p>
+            <w:pPr>
+              <w:spacing w:after="160" w:line="259" w:lineRule="auto"/>
+            </w:pPr>
+            <w:r>
+              <w:t>Valida</w:t>
+            </w:r>
+          </w:p>
+        </w:tc>
+        <w:tc>
+          <w:tcPr>
+            <w:tcW w:w="0" w:type="auto"/>
+            <w:hideMark/>
+          </w:tcPr>
+          <w:p>
+            <w:pPr>
+              <w:spacing w:after="160" w:line="259" w:lineRule="auto"/>
+            </w:pPr>
+            <w:r>
               <w:t>Tutto Valido</w:t>
             </w:r>
           </w:p>
@@ -1778,6 +1999,110 @@
               <w:spacing w:after="160" w:line="259" w:lineRule="auto"/>
             </w:pPr>
             <w:r>
+              <w:t>Già Presente</w:t>
+            </w:r>
+          </w:p>
+        </w:tc>
+        <w:tc>
+          <w:tcPr>
+            <w:tcW w:w="0" w:type="auto"/>
+            <w:hideMark/>
+          </w:tcPr>
+          <w:p>
+            <w:pPr>
+              <w:spacing w:after="160" w:line="259" w:lineRule="auto"/>
+            </w:pPr>
+            <w:r>
+              <w:t>Valida</w:t>
+            </w:r>
+          </w:p>
+        </w:tc>
+        <w:tc>
+          <w:tcPr>
+            <w:tcW w:w="0" w:type="auto"/>
+            <w:hideMark/>
+          </w:tcPr>
+          <w:p>
+            <w:pPr>
+              <w:spacing w:after="160" w:line="259" w:lineRule="auto"/>
+            </w:pPr>
+            <w:proofErr w:type="spellStart"/>
+            <w:r>
+              <w:t>EmailgiaPresenteException</w:t>
+            </w:r>
+            <w:proofErr w:type="spellEnd"/>
+          </w:p>
+        </w:tc>
+      </w:tr>
+      <w:tr>
+        <w:tc>
+          <w:tcPr>
+            <w:tcW w:w="0" w:type="auto"/>
+            <w:hideMark/>
+          </w:tcPr>
+          <w:p>
+            <w:pPr>
+              <w:spacing w:after="160" w:line="259" w:lineRule="auto"/>
+            </w:pPr>
+            <w:r>
+              <w:rPr>
+                <w:b/>
+                <w:bCs/>
+              </w:rPr>
+              <w:t>TF_</w:t>
+            </w:r>
+            <w:r>
+              <w:rPr>
+                <w:b/>
+                <w:bCs/>
+              </w:rPr>
+              <w:t>5</w:t>
+            </w:r>
+          </w:p>
+        </w:tc>
+        <w:tc>
+          <w:tcPr>
+            <w:tcW w:w="0" w:type="auto"/>
+            <w:hideMark/>
+          </w:tcPr>
+          <w:p>
+            <w:pPr>
+              <w:spacing w:after="160" w:line="259" w:lineRule="auto"/>
+            </w:pPr>
+            <w:r>
+              <w:t>Valida</w:t>
+            </w:r>
+          </w:p>
+        </w:tc>
+        <w:tc>
+          <w:tcPr>
+            <w:tcW w:w="0" w:type="auto"/>
+            <w:hideMark/>
+          </w:tcPr>
+          <w:p>
+            <w:pPr>
+              <w:spacing w:after="160" w:line="259" w:lineRule="auto"/>
+            </w:pPr>
+            <w:r>
+              <w:t xml:space="preserve">Nome </w:t>
+            </w:r>
+            <w:proofErr w:type="spellStart"/>
+            <w:r>
+              <w:t>null</w:t>
+            </w:r>
+            <w:proofErr w:type="spellEnd"/>
+          </w:p>
+        </w:tc>
+        <w:tc>
+          <w:tcPr>
+            <w:tcW w:w="0" w:type="auto"/>
+            <w:hideMark/>
+          </w:tcPr>
+          <w:p>
+            <w:pPr>
+              <w:spacing w:after="160" w:line="259" w:lineRule="auto"/>
+            </w:pPr>
+            <w:r>
               <w:t>Nuova</w:t>
             </w:r>
           </w:p>
@@ -1828,7 +2153,14 @@
                 <w:b/>
                 <w:bCs/>
               </w:rPr>
-              <w:t>TF_3</w:t>
+              <w:t>TF_</w:t>
+            </w:r>
+            <w:r>
+              <w:rPr>
+                <w:b/>
+                <w:bCs/>
+              </w:rPr>
+              <w:t>6</w:t>
             </w:r>
           </w:p>
         </w:tc>
@@ -1855,11 +2187,323 @@
             <w:pPr>
               <w:spacing w:after="160" w:line="259" w:lineRule="auto"/>
             </w:pPr>
-            <w:proofErr w:type="gramStart"/>
-            <w:r>
-              <w:t>Email</w:t>
-            </w:r>
-            <w:proofErr w:type="gramEnd"/>
+            <w:r>
+              <w:t xml:space="preserve">Nome &gt; 50 </w:t>
+            </w:r>
+            <w:proofErr w:type="spellStart"/>
+            <w:r>
+              <w:t>char</w:t>
+            </w:r>
+            <w:proofErr w:type="spellEnd"/>
+          </w:p>
+        </w:tc>
+        <w:tc>
+          <w:tcPr>
+            <w:tcW w:w="0" w:type="auto"/>
+            <w:hideMark/>
+          </w:tcPr>
+          <w:p>
+            <w:pPr>
+              <w:spacing w:after="160" w:line="259" w:lineRule="auto"/>
+            </w:pPr>
+            <w:r>
+              <w:t>Nuova</w:t>
+            </w:r>
+          </w:p>
+        </w:tc>
+        <w:tc>
+          <w:tcPr>
+            <w:tcW w:w="0" w:type="auto"/>
+            <w:hideMark/>
+          </w:tcPr>
+          <w:p>
+            <w:pPr>
+              <w:spacing w:after="160" w:line="259" w:lineRule="auto"/>
+            </w:pPr>
+            <w:r>
+              <w:t>Valida</w:t>
+            </w:r>
+          </w:p>
+        </w:tc>
+        <w:tc>
+          <w:tcPr>
+            <w:tcW w:w="0" w:type="auto"/>
+            <w:hideMark/>
+          </w:tcPr>
+          <w:p>
+            <w:pPr>
+              <w:spacing w:after="160" w:line="259" w:lineRule="auto"/>
+            </w:pPr>
+            <w:proofErr w:type="spellStart"/>
+            <w:r>
+              <w:t>IllegalArgumentException</w:t>
+            </w:r>
+            <w:proofErr w:type="spellEnd"/>
+          </w:p>
+        </w:tc>
+      </w:tr>
+      <w:tr>
+        <w:tc>
+          <w:tcPr>
+            <w:tcW w:w="0" w:type="auto"/>
+            <w:hideMark/>
+          </w:tcPr>
+          <w:p>
+            <w:pPr>
+              <w:spacing w:after="160" w:line="259" w:lineRule="auto"/>
+            </w:pPr>
+            <w:r>
+              <w:rPr>
+                <w:b/>
+                <w:bCs/>
+              </w:rPr>
+              <w:t>TF_</w:t>
+            </w:r>
+            <w:r>
+              <w:rPr>
+                <w:b/>
+                <w:bCs/>
+              </w:rPr>
+              <w:t>7</w:t>
+            </w:r>
+          </w:p>
+        </w:tc>
+        <w:tc>
+          <w:tcPr>
+            <w:tcW w:w="0" w:type="auto"/>
+            <w:hideMark/>
+          </w:tcPr>
+          <w:p>
+            <w:pPr>
+              <w:spacing w:after="160" w:line="259" w:lineRule="auto"/>
+            </w:pPr>
+            <w:r>
+              <w:t>Valida</w:t>
+            </w:r>
+          </w:p>
+        </w:tc>
+        <w:tc>
+          <w:tcPr>
+            <w:tcW w:w="0" w:type="auto"/>
+            <w:hideMark/>
+          </w:tcPr>
+          <w:p>
+            <w:pPr>
+              <w:spacing w:after="160" w:line="259" w:lineRule="auto"/>
+            </w:pPr>
+            <w:r>
+              <w:t xml:space="preserve">Cognome </w:t>
+            </w:r>
+            <w:proofErr w:type="spellStart"/>
+            <w:r>
+              <w:t>null</w:t>
+            </w:r>
+            <w:proofErr w:type="spellEnd"/>
+          </w:p>
+        </w:tc>
+        <w:tc>
+          <w:tcPr>
+            <w:tcW w:w="0" w:type="auto"/>
+            <w:hideMark/>
+          </w:tcPr>
+          <w:p>
+            <w:pPr>
+              <w:spacing w:after="160" w:line="259" w:lineRule="auto"/>
+            </w:pPr>
+            <w:r>
+              <w:t>Nuova</w:t>
+            </w:r>
+          </w:p>
+        </w:tc>
+        <w:tc>
+          <w:tcPr>
+            <w:tcW w:w="0" w:type="auto"/>
+            <w:hideMark/>
+          </w:tcPr>
+          <w:p>
+            <w:pPr>
+              <w:spacing w:after="160" w:line="259" w:lineRule="auto"/>
+            </w:pPr>
+            <w:r>
+              <w:t>Valida</w:t>
+            </w:r>
+          </w:p>
+        </w:tc>
+        <w:tc>
+          <w:tcPr>
+            <w:tcW w:w="0" w:type="auto"/>
+            <w:hideMark/>
+          </w:tcPr>
+          <w:p>
+            <w:pPr>
+              <w:spacing w:after="160" w:line="259" w:lineRule="auto"/>
+            </w:pPr>
+            <w:proofErr w:type="spellStart"/>
+            <w:r>
+              <w:t>IllegalArgumentException</w:t>
+            </w:r>
+            <w:proofErr w:type="spellEnd"/>
+          </w:p>
+        </w:tc>
+      </w:tr>
+      <w:tr>
+        <w:tc>
+          <w:tcPr>
+            <w:tcW w:w="0" w:type="auto"/>
+            <w:hideMark/>
+          </w:tcPr>
+          <w:p>
+            <w:pPr>
+              <w:spacing w:after="160" w:line="259" w:lineRule="auto"/>
+            </w:pPr>
+            <w:r>
+              <w:rPr>
+                <w:b/>
+                <w:bCs/>
+              </w:rPr>
+              <w:t>TF_</w:t>
+            </w:r>
+            <w:r>
+              <w:rPr>
+                <w:b/>
+                <w:bCs/>
+              </w:rPr>
+              <w:t>8</w:t>
+            </w:r>
+          </w:p>
+        </w:tc>
+        <w:tc>
+          <w:tcPr>
+            <w:tcW w:w="0" w:type="auto"/>
+            <w:hideMark/>
+          </w:tcPr>
+          <w:p>
+            <w:pPr>
+              <w:spacing w:after="160" w:line="259" w:lineRule="auto"/>
+            </w:pPr>
+            <w:r>
+              <w:t>Valida</w:t>
+            </w:r>
+          </w:p>
+        </w:tc>
+        <w:tc>
+          <w:tcPr>
+            <w:tcW w:w="0" w:type="auto"/>
+            <w:hideMark/>
+          </w:tcPr>
+          <w:p>
+            <w:pPr>
+              <w:spacing w:after="160" w:line="259" w:lineRule="auto"/>
+            </w:pPr>
+            <w:r>
+              <w:t xml:space="preserve">Cognome &gt; 50 </w:t>
+            </w:r>
+            <w:proofErr w:type="spellStart"/>
+            <w:r>
+              <w:t>char</w:t>
+            </w:r>
+            <w:proofErr w:type="spellEnd"/>
+          </w:p>
+        </w:tc>
+        <w:tc>
+          <w:tcPr>
+            <w:tcW w:w="0" w:type="auto"/>
+            <w:hideMark/>
+          </w:tcPr>
+          <w:p>
+            <w:pPr>
+              <w:spacing w:after="160" w:line="259" w:lineRule="auto"/>
+            </w:pPr>
+            <w:r>
+              <w:t>Nuova</w:t>
+            </w:r>
+          </w:p>
+        </w:tc>
+        <w:tc>
+          <w:tcPr>
+            <w:tcW w:w="0" w:type="auto"/>
+            <w:hideMark/>
+          </w:tcPr>
+          <w:p>
+            <w:pPr>
+              <w:spacing w:after="160" w:line="259" w:lineRule="auto"/>
+            </w:pPr>
+            <w:r>
+              <w:t>Valida</w:t>
+            </w:r>
+          </w:p>
+        </w:tc>
+        <w:tc>
+          <w:tcPr>
+            <w:tcW w:w="0" w:type="auto"/>
+            <w:hideMark/>
+          </w:tcPr>
+          <w:p>
+            <w:pPr>
+              <w:spacing w:after="160" w:line="259" w:lineRule="auto"/>
+            </w:pPr>
+            <w:proofErr w:type="spellStart"/>
+            <w:r>
+              <w:t>IllegalArgumentException</w:t>
+            </w:r>
+            <w:proofErr w:type="spellEnd"/>
+          </w:p>
+        </w:tc>
+      </w:tr>
+      <w:tr>
+        <w:tc>
+          <w:tcPr>
+            <w:tcW w:w="0" w:type="auto"/>
+            <w:hideMark/>
+          </w:tcPr>
+          <w:p>
+            <w:pPr>
+              <w:spacing w:after="160" w:line="259" w:lineRule="auto"/>
+            </w:pPr>
+            <w:r>
+              <w:rPr>
+                <w:b/>
+                <w:bCs/>
+              </w:rPr>
+              <w:t>TF_</w:t>
+            </w:r>
+            <w:r>
+              <w:rPr>
+                <w:b/>
+                <w:bCs/>
+              </w:rPr>
+              <w:t>9</w:t>
+            </w:r>
+          </w:p>
+        </w:tc>
+        <w:tc>
+          <w:tcPr>
+            <w:tcW w:w="0" w:type="auto"/>
+            <w:hideMark/>
+          </w:tcPr>
+          <w:p>
+            <w:pPr>
+              <w:spacing w:after="160" w:line="259" w:lineRule="auto"/>
+            </w:pPr>
+            <w:r>
+              <w:t>Valida</w:t>
+            </w:r>
+          </w:p>
+        </w:tc>
+        <w:tc>
+          <w:tcPr>
+            <w:tcW w:w="0" w:type="auto"/>
+            <w:hideMark/>
+          </w:tcPr>
+          <w:p>
+            <w:pPr>
+              <w:spacing w:after="160" w:line="259" w:lineRule="auto"/>
+            </w:pPr>
+            <w:proofErr w:type="spellStart"/>
+            <w:r>
+              <w:t>DataNasc</w:t>
+            </w:r>
+            <w:proofErr w:type="spellEnd"/>
             <w:r>
               <w:t xml:space="preserve"> </w:t>
             </w:r>
@@ -1880,7 +2524,7 @@
               <w:spacing w:after="160" w:line="259" w:lineRule="auto"/>
             </w:pPr>
             <w:r>
-              <w:t>-</w:t>
+              <w:t>Nuova</w:t>
             </w:r>
           </w:p>
         </w:tc>
@@ -1930,7 +2574,14 @@
                 <w:b/>
                 <w:bCs/>
               </w:rPr>
-              <w:t>TF_4</w:t>
+              <w:t>TF_1</w:t>
+            </w:r>
+            <w:r>
+              <w:rPr>
+                <w:b/>
+                <w:bCs/>
+              </w:rPr>
+              <w:t>0</w:t>
             </w:r>
           </w:p>
         </w:tc>
@@ -1957,16 +2608,8 @@
             <w:pPr>
               <w:spacing w:after="160" w:line="259" w:lineRule="auto"/>
             </w:pPr>
-            <w:proofErr w:type="gramStart"/>
-            <w:r>
-              <w:t>Email</w:t>
-            </w:r>
-            <w:proofErr w:type="gramEnd"/>
-            <w:r>
-              <w:t xml:space="preserve"> &gt; 25</w:t>
-            </w:r>
-            <w:r>
-              <w:t>5</w:t>
+            <w:r>
+              <w:t>Tutto Valido</w:t>
             </w:r>
           </w:p>
         </w:tc>
@@ -1993,9 +2636,19 @@
             <w:pPr>
               <w:spacing w:after="160" w:line="259" w:lineRule="auto"/>
             </w:pPr>
-            <w:r>
-              <w:t>Valida</w:t>
-            </w:r>
+            <w:proofErr w:type="spellStart"/>
+            <w:r>
+              <w:t>Pwd</w:t>
+            </w:r>
+            <w:proofErr w:type="spellEnd"/>
+            <w:r>
+              <w:t xml:space="preserve"> &gt; 255 </w:t>
+            </w:r>
+            <w:proofErr w:type="spellStart"/>
+            <w:r>
+              <w:t>char</w:t>
+            </w:r>
+            <w:proofErr w:type="spellEnd"/>
           </w:p>
         </w:tc>
         <w:tc>
@@ -2015,802 +2668,9 @@
           </w:p>
         </w:tc>
       </w:tr>
-      <w:tr>
-        <w:tc>
-          <w:tcPr>
-            <w:tcW w:w="0" w:type="auto"/>
-            <w:hideMark/>
-          </w:tcPr>
-          <w:p>
-            <w:pPr>
-              <w:spacing w:after="160" w:line="259" w:lineRule="auto"/>
-            </w:pPr>
-            <w:r>
-              <w:rPr>
-                <w:b/>
-                <w:bCs/>
-              </w:rPr>
-              <w:t>TF_5</w:t>
-            </w:r>
-          </w:p>
-        </w:tc>
-        <w:tc>
-          <w:tcPr>
-            <w:tcW w:w="0" w:type="auto"/>
-            <w:hideMark/>
-          </w:tcPr>
-          <w:p>
-            <w:pPr>
-              <w:spacing w:after="160" w:line="259" w:lineRule="auto"/>
-            </w:pPr>
-            <w:r>
-              <w:t>Valida</w:t>
-            </w:r>
-          </w:p>
-        </w:tc>
-        <w:tc>
-          <w:tcPr>
-            <w:tcW w:w="0" w:type="auto"/>
-            <w:hideMark/>
-          </w:tcPr>
-          <w:p>
-            <w:pPr>
-              <w:spacing w:after="160" w:line="259" w:lineRule="auto"/>
-            </w:pPr>
-            <w:r>
-              <w:t>Tutto Valido</w:t>
-            </w:r>
-          </w:p>
-        </w:tc>
-        <w:tc>
-          <w:tcPr>
-            <w:tcW w:w="0" w:type="auto"/>
-            <w:hideMark/>
-          </w:tcPr>
-          <w:p>
-            <w:pPr>
-              <w:spacing w:after="160" w:line="259" w:lineRule="auto"/>
-            </w:pPr>
-            <w:r>
-              <w:t>Già Presente</w:t>
-            </w:r>
-          </w:p>
-        </w:tc>
-        <w:tc>
-          <w:tcPr>
-            <w:tcW w:w="0" w:type="auto"/>
-            <w:hideMark/>
-          </w:tcPr>
-          <w:p>
-            <w:pPr>
-              <w:spacing w:after="160" w:line="259" w:lineRule="auto"/>
-            </w:pPr>
-            <w:r>
-              <w:t>Valida</w:t>
-            </w:r>
-          </w:p>
-        </w:tc>
-        <w:tc>
-          <w:tcPr>
-            <w:tcW w:w="0" w:type="auto"/>
-            <w:hideMark/>
-          </w:tcPr>
-          <w:p>
-            <w:pPr>
-              <w:spacing w:after="160" w:line="259" w:lineRule="auto"/>
-            </w:pPr>
-            <w:proofErr w:type="spellStart"/>
-            <w:r>
-              <w:t>EmailgiaPresenteException</w:t>
-            </w:r>
-            <w:proofErr w:type="spellEnd"/>
-          </w:p>
-        </w:tc>
-      </w:tr>
-      <w:tr>
-        <w:tc>
-          <w:tcPr>
-            <w:tcW w:w="0" w:type="auto"/>
-            <w:hideMark/>
-          </w:tcPr>
-          <w:p>
-            <w:pPr>
-              <w:spacing w:after="160" w:line="259" w:lineRule="auto"/>
-            </w:pPr>
-            <w:r>
-              <w:rPr>
-                <w:b/>
-                <w:bCs/>
-              </w:rPr>
-              <w:t>TF_6</w:t>
-            </w:r>
-          </w:p>
-        </w:tc>
-        <w:tc>
-          <w:tcPr>
-            <w:tcW w:w="0" w:type="auto"/>
-            <w:hideMark/>
-          </w:tcPr>
-          <w:p>
-            <w:pPr>
-              <w:spacing w:after="160" w:line="259" w:lineRule="auto"/>
-            </w:pPr>
-            <w:r>
-              <w:t>Valida</w:t>
-            </w:r>
-          </w:p>
-        </w:tc>
-        <w:tc>
-          <w:tcPr>
-            <w:tcW w:w="0" w:type="auto"/>
-            <w:hideMark/>
-          </w:tcPr>
-          <w:p>
-            <w:pPr>
-              <w:spacing w:after="160" w:line="259" w:lineRule="auto"/>
-            </w:pPr>
-            <w:r>
-              <w:t xml:space="preserve">Nome </w:t>
-            </w:r>
-            <w:proofErr w:type="spellStart"/>
-            <w:r>
-              <w:t>null</w:t>
-            </w:r>
-            <w:proofErr w:type="spellEnd"/>
-          </w:p>
-        </w:tc>
-        <w:tc>
-          <w:tcPr>
-            <w:tcW w:w="0" w:type="auto"/>
-            <w:hideMark/>
-          </w:tcPr>
-          <w:p>
-            <w:pPr>
-              <w:spacing w:after="160" w:line="259" w:lineRule="auto"/>
-            </w:pPr>
-            <w:r>
-              <w:t>Nuova</w:t>
-            </w:r>
-          </w:p>
-        </w:tc>
-        <w:tc>
-          <w:tcPr>
-            <w:tcW w:w="0" w:type="auto"/>
-            <w:hideMark/>
-          </w:tcPr>
-          <w:p>
-            <w:pPr>
-              <w:spacing w:after="160" w:line="259" w:lineRule="auto"/>
-            </w:pPr>
-            <w:r>
-              <w:t>Valida</w:t>
-            </w:r>
-          </w:p>
-        </w:tc>
-        <w:tc>
-          <w:tcPr>
-            <w:tcW w:w="0" w:type="auto"/>
-            <w:hideMark/>
-          </w:tcPr>
-          <w:p>
-            <w:pPr>
-              <w:spacing w:after="160" w:line="259" w:lineRule="auto"/>
-            </w:pPr>
-            <w:proofErr w:type="spellStart"/>
-            <w:r>
-              <w:t>IllegalArgumentException</w:t>
-            </w:r>
-            <w:proofErr w:type="spellEnd"/>
-          </w:p>
-        </w:tc>
-      </w:tr>
-      <w:tr>
-        <w:tc>
-          <w:tcPr>
-            <w:tcW w:w="0" w:type="auto"/>
-            <w:hideMark/>
-          </w:tcPr>
-          <w:p>
-            <w:pPr>
-              <w:spacing w:after="160" w:line="259" w:lineRule="auto"/>
-            </w:pPr>
-            <w:r>
-              <w:rPr>
-                <w:b/>
-                <w:bCs/>
-              </w:rPr>
-              <w:t>TF_7</w:t>
-            </w:r>
-          </w:p>
-        </w:tc>
-        <w:tc>
-          <w:tcPr>
-            <w:tcW w:w="0" w:type="auto"/>
-            <w:hideMark/>
-          </w:tcPr>
-          <w:p>
-            <w:pPr>
-              <w:spacing w:after="160" w:line="259" w:lineRule="auto"/>
-            </w:pPr>
-            <w:r>
-              <w:t>Valida</w:t>
-            </w:r>
-          </w:p>
-        </w:tc>
-        <w:tc>
-          <w:tcPr>
-            <w:tcW w:w="0" w:type="auto"/>
-            <w:hideMark/>
-          </w:tcPr>
-          <w:p>
-            <w:pPr>
-              <w:spacing w:after="160" w:line="259" w:lineRule="auto"/>
-            </w:pPr>
-            <w:r>
-              <w:t xml:space="preserve">Nome &gt; 50 </w:t>
-            </w:r>
-            <w:proofErr w:type="spellStart"/>
-            <w:r>
-              <w:t>char</w:t>
-            </w:r>
-            <w:proofErr w:type="spellEnd"/>
-          </w:p>
-        </w:tc>
-        <w:tc>
-          <w:tcPr>
-            <w:tcW w:w="0" w:type="auto"/>
-            <w:hideMark/>
-          </w:tcPr>
-          <w:p>
-            <w:pPr>
-              <w:spacing w:after="160" w:line="259" w:lineRule="auto"/>
-            </w:pPr>
-            <w:r>
-              <w:t>Nuova</w:t>
-            </w:r>
-          </w:p>
-        </w:tc>
-        <w:tc>
-          <w:tcPr>
-            <w:tcW w:w="0" w:type="auto"/>
-            <w:hideMark/>
-          </w:tcPr>
-          <w:p>
-            <w:pPr>
-              <w:spacing w:after="160" w:line="259" w:lineRule="auto"/>
-            </w:pPr>
-            <w:r>
-              <w:t>Valida</w:t>
-            </w:r>
-          </w:p>
-        </w:tc>
-        <w:tc>
-          <w:tcPr>
-            <w:tcW w:w="0" w:type="auto"/>
-            <w:hideMark/>
-          </w:tcPr>
-          <w:p>
-            <w:pPr>
-              <w:spacing w:after="160" w:line="259" w:lineRule="auto"/>
-            </w:pPr>
-            <w:proofErr w:type="spellStart"/>
-            <w:r>
-              <w:t>IllegalArgumentException</w:t>
-            </w:r>
-            <w:proofErr w:type="spellEnd"/>
-          </w:p>
-        </w:tc>
-      </w:tr>
-      <w:tr>
-        <w:tc>
-          <w:tcPr>
-            <w:tcW w:w="0" w:type="auto"/>
-            <w:hideMark/>
-          </w:tcPr>
-          <w:p>
-            <w:pPr>
-              <w:spacing w:after="160" w:line="259" w:lineRule="auto"/>
-            </w:pPr>
-            <w:r>
-              <w:rPr>
-                <w:b/>
-                <w:bCs/>
-              </w:rPr>
-              <w:t>TF_8</w:t>
-            </w:r>
-          </w:p>
-        </w:tc>
-        <w:tc>
-          <w:tcPr>
-            <w:tcW w:w="0" w:type="auto"/>
-            <w:hideMark/>
-          </w:tcPr>
-          <w:p>
-            <w:pPr>
-              <w:spacing w:after="160" w:line="259" w:lineRule="auto"/>
-            </w:pPr>
-            <w:r>
-              <w:t>Valida</w:t>
-            </w:r>
-          </w:p>
-        </w:tc>
-        <w:tc>
-          <w:tcPr>
-            <w:tcW w:w="0" w:type="auto"/>
-            <w:hideMark/>
-          </w:tcPr>
-          <w:p>
-            <w:pPr>
-              <w:spacing w:after="160" w:line="259" w:lineRule="auto"/>
-            </w:pPr>
-            <w:r>
-              <w:t xml:space="preserve">Cognome </w:t>
-            </w:r>
-            <w:proofErr w:type="spellStart"/>
-            <w:r>
-              <w:t>null</w:t>
-            </w:r>
-            <w:proofErr w:type="spellEnd"/>
-          </w:p>
-        </w:tc>
-        <w:tc>
-          <w:tcPr>
-            <w:tcW w:w="0" w:type="auto"/>
-            <w:hideMark/>
-          </w:tcPr>
-          <w:p>
-            <w:pPr>
-              <w:spacing w:after="160" w:line="259" w:lineRule="auto"/>
-            </w:pPr>
-            <w:r>
-              <w:t>Nuova</w:t>
-            </w:r>
-          </w:p>
-        </w:tc>
-        <w:tc>
-          <w:tcPr>
-            <w:tcW w:w="0" w:type="auto"/>
-            <w:hideMark/>
-          </w:tcPr>
-          <w:p>
-            <w:pPr>
-              <w:spacing w:after="160" w:line="259" w:lineRule="auto"/>
-            </w:pPr>
-            <w:r>
-              <w:t>Valida</w:t>
-            </w:r>
-          </w:p>
-        </w:tc>
-        <w:tc>
-          <w:tcPr>
-            <w:tcW w:w="0" w:type="auto"/>
-            <w:hideMark/>
-          </w:tcPr>
-          <w:p>
-            <w:pPr>
-              <w:spacing w:after="160" w:line="259" w:lineRule="auto"/>
-            </w:pPr>
-            <w:proofErr w:type="spellStart"/>
-            <w:r>
-              <w:t>IllegalArgumentException</w:t>
-            </w:r>
-            <w:proofErr w:type="spellEnd"/>
-          </w:p>
-        </w:tc>
-      </w:tr>
-      <w:tr>
-        <w:tc>
-          <w:tcPr>
-            <w:tcW w:w="0" w:type="auto"/>
-            <w:hideMark/>
-          </w:tcPr>
-          <w:p>
-            <w:pPr>
-              <w:spacing w:after="160" w:line="259" w:lineRule="auto"/>
-            </w:pPr>
-            <w:r>
-              <w:rPr>
-                <w:b/>
-                <w:bCs/>
-              </w:rPr>
-              <w:t>TF_9</w:t>
-            </w:r>
-          </w:p>
-        </w:tc>
-        <w:tc>
-          <w:tcPr>
-            <w:tcW w:w="0" w:type="auto"/>
-            <w:hideMark/>
-          </w:tcPr>
-          <w:p>
-            <w:pPr>
-              <w:spacing w:after="160" w:line="259" w:lineRule="auto"/>
-            </w:pPr>
-            <w:r>
-              <w:t>Valida</w:t>
-            </w:r>
-          </w:p>
-        </w:tc>
-        <w:tc>
-          <w:tcPr>
-            <w:tcW w:w="0" w:type="auto"/>
-            <w:hideMark/>
-          </w:tcPr>
-          <w:p>
-            <w:pPr>
-              <w:spacing w:after="160" w:line="259" w:lineRule="auto"/>
-            </w:pPr>
-            <w:r>
-              <w:t xml:space="preserve">Cognome &gt; 50 </w:t>
-            </w:r>
-            <w:proofErr w:type="spellStart"/>
-            <w:r>
-              <w:t>char</w:t>
-            </w:r>
-            <w:proofErr w:type="spellEnd"/>
-          </w:p>
-        </w:tc>
-        <w:tc>
-          <w:tcPr>
-            <w:tcW w:w="0" w:type="auto"/>
-            <w:hideMark/>
-          </w:tcPr>
-          <w:p>
-            <w:pPr>
-              <w:spacing w:after="160" w:line="259" w:lineRule="auto"/>
-            </w:pPr>
-            <w:r>
-              <w:t>Nuova</w:t>
-            </w:r>
-          </w:p>
-        </w:tc>
-        <w:tc>
-          <w:tcPr>
-            <w:tcW w:w="0" w:type="auto"/>
-            <w:hideMark/>
-          </w:tcPr>
-          <w:p>
-            <w:pPr>
-              <w:spacing w:after="160" w:line="259" w:lineRule="auto"/>
-            </w:pPr>
-            <w:r>
-              <w:t>Valida</w:t>
-            </w:r>
-          </w:p>
-        </w:tc>
-        <w:tc>
-          <w:tcPr>
-            <w:tcW w:w="0" w:type="auto"/>
-            <w:hideMark/>
-          </w:tcPr>
-          <w:p>
-            <w:pPr>
-              <w:spacing w:after="160" w:line="259" w:lineRule="auto"/>
-            </w:pPr>
-            <w:proofErr w:type="spellStart"/>
-            <w:r>
-              <w:t>IllegalArgumentException</w:t>
-            </w:r>
-            <w:proofErr w:type="spellEnd"/>
-          </w:p>
-        </w:tc>
-      </w:tr>
-      <w:tr>
-        <w:tc>
-          <w:tcPr>
-            <w:tcW w:w="0" w:type="auto"/>
-            <w:hideMark/>
-          </w:tcPr>
-          <w:p>
-            <w:pPr>
-              <w:spacing w:after="160" w:line="259" w:lineRule="auto"/>
-            </w:pPr>
-            <w:r>
-              <w:rPr>
-                <w:b/>
-                <w:bCs/>
-              </w:rPr>
-              <w:t>TF_10</w:t>
-            </w:r>
-          </w:p>
-        </w:tc>
-        <w:tc>
-          <w:tcPr>
-            <w:tcW w:w="0" w:type="auto"/>
-            <w:hideMark/>
-          </w:tcPr>
-          <w:p>
-            <w:pPr>
-              <w:spacing w:after="160" w:line="259" w:lineRule="auto"/>
-            </w:pPr>
-            <w:r>
-              <w:t>Valida</w:t>
-            </w:r>
-          </w:p>
-        </w:tc>
-        <w:tc>
-          <w:tcPr>
-            <w:tcW w:w="0" w:type="auto"/>
-            <w:hideMark/>
-          </w:tcPr>
-          <w:p>
-            <w:pPr>
-              <w:spacing w:after="160" w:line="259" w:lineRule="auto"/>
-            </w:pPr>
-            <w:r>
-              <w:t xml:space="preserve">Ruolo </w:t>
-            </w:r>
-            <w:proofErr w:type="spellStart"/>
-            <w:r>
-              <w:t>null</w:t>
-            </w:r>
-            <w:proofErr w:type="spellEnd"/>
-          </w:p>
-        </w:tc>
-        <w:tc>
-          <w:tcPr>
-            <w:tcW w:w="0" w:type="auto"/>
-            <w:hideMark/>
-          </w:tcPr>
-          <w:p>
-            <w:pPr>
-              <w:spacing w:after="160" w:line="259" w:lineRule="auto"/>
-            </w:pPr>
-            <w:r>
-              <w:t>Nuova</w:t>
-            </w:r>
-          </w:p>
-        </w:tc>
-        <w:tc>
-          <w:tcPr>
-            <w:tcW w:w="0" w:type="auto"/>
-            <w:hideMark/>
-          </w:tcPr>
-          <w:p>
-            <w:pPr>
-              <w:spacing w:after="160" w:line="259" w:lineRule="auto"/>
-            </w:pPr>
-            <w:r>
-              <w:t>Valida</w:t>
-            </w:r>
-          </w:p>
-        </w:tc>
-        <w:tc>
-          <w:tcPr>
-            <w:tcW w:w="0" w:type="auto"/>
-            <w:hideMark/>
-          </w:tcPr>
-          <w:p>
-            <w:pPr>
-              <w:spacing w:after="160" w:line="259" w:lineRule="auto"/>
-            </w:pPr>
-            <w:proofErr w:type="spellStart"/>
-            <w:r>
-              <w:t>IllegalArgumentException</w:t>
-            </w:r>
-            <w:proofErr w:type="spellEnd"/>
-          </w:p>
-        </w:tc>
-      </w:tr>
-      <w:tr>
-        <w:tc>
-          <w:tcPr>
-            <w:tcW w:w="0" w:type="auto"/>
-            <w:hideMark/>
-          </w:tcPr>
-          <w:p>
-            <w:pPr>
-              <w:spacing w:after="160" w:line="259" w:lineRule="auto"/>
-            </w:pPr>
-            <w:r>
-              <w:rPr>
-                <w:b/>
-                <w:bCs/>
-              </w:rPr>
-              <w:t>TF_1</w:t>
-            </w:r>
-            <w:r>
-              <w:rPr>
-                <w:b/>
-                <w:bCs/>
-              </w:rPr>
-              <w:t>0</w:t>
-            </w:r>
-          </w:p>
-        </w:tc>
-        <w:tc>
-          <w:tcPr>
-            <w:tcW w:w="0" w:type="auto"/>
-            <w:hideMark/>
-          </w:tcPr>
-          <w:p>
-            <w:pPr>
-              <w:spacing w:after="160" w:line="259" w:lineRule="auto"/>
-            </w:pPr>
-            <w:r>
-              <w:t>Valida</w:t>
-            </w:r>
-          </w:p>
-        </w:tc>
-        <w:tc>
-          <w:tcPr>
-            <w:tcW w:w="0" w:type="auto"/>
-            <w:hideMark/>
-          </w:tcPr>
-          <w:p>
-            <w:pPr>
-              <w:spacing w:after="160" w:line="259" w:lineRule="auto"/>
-            </w:pPr>
-            <w:proofErr w:type="spellStart"/>
-            <w:r>
-              <w:t>DataNasc</w:t>
-            </w:r>
-            <w:proofErr w:type="spellEnd"/>
-            <w:r>
-              <w:t xml:space="preserve"> </w:t>
-            </w:r>
-            <w:proofErr w:type="spellStart"/>
-            <w:r>
-              <w:t>null</w:t>
-            </w:r>
-            <w:proofErr w:type="spellEnd"/>
-          </w:p>
-        </w:tc>
-        <w:tc>
-          <w:tcPr>
-            <w:tcW w:w="0" w:type="auto"/>
-            <w:hideMark/>
-          </w:tcPr>
-          <w:p>
-            <w:pPr>
-              <w:spacing w:after="160" w:line="259" w:lineRule="auto"/>
-            </w:pPr>
-            <w:r>
-              <w:t>Nuova</w:t>
-            </w:r>
-          </w:p>
-        </w:tc>
-        <w:tc>
-          <w:tcPr>
-            <w:tcW w:w="0" w:type="auto"/>
-            <w:hideMark/>
-          </w:tcPr>
-          <w:p>
-            <w:pPr>
-              <w:spacing w:after="160" w:line="259" w:lineRule="auto"/>
-            </w:pPr>
-            <w:r>
-              <w:t>Valida</w:t>
-            </w:r>
-          </w:p>
-        </w:tc>
-        <w:tc>
-          <w:tcPr>
-            <w:tcW w:w="0" w:type="auto"/>
-            <w:hideMark/>
-          </w:tcPr>
-          <w:p>
-            <w:pPr>
-              <w:spacing w:after="160" w:line="259" w:lineRule="auto"/>
-            </w:pPr>
-            <w:proofErr w:type="spellStart"/>
-            <w:r>
-              <w:t>IllegalArgumentException</w:t>
-            </w:r>
-            <w:proofErr w:type="spellEnd"/>
-          </w:p>
-        </w:tc>
-      </w:tr>
-      <w:tr>
-        <w:tc>
-          <w:tcPr>
-            <w:tcW w:w="0" w:type="auto"/>
-            <w:hideMark/>
-          </w:tcPr>
-          <w:p>
-            <w:pPr>
-              <w:spacing w:after="160" w:line="259" w:lineRule="auto"/>
-            </w:pPr>
-            <w:r>
-              <w:rPr>
-                <w:b/>
-                <w:bCs/>
-              </w:rPr>
-              <w:t>TF_1</w:t>
-            </w:r>
-            <w:r>
-              <w:rPr>
-                <w:b/>
-                <w:bCs/>
-              </w:rPr>
-              <w:t>1</w:t>
-            </w:r>
-          </w:p>
-        </w:tc>
-        <w:tc>
-          <w:tcPr>
-            <w:tcW w:w="0" w:type="auto"/>
-            <w:hideMark/>
-          </w:tcPr>
-          <w:p>
-            <w:pPr>
-              <w:spacing w:after="160" w:line="259" w:lineRule="auto"/>
-            </w:pPr>
-            <w:r>
-              <w:t>Valida</w:t>
-            </w:r>
-          </w:p>
-        </w:tc>
-        <w:tc>
-          <w:tcPr>
-            <w:tcW w:w="0" w:type="auto"/>
-            <w:hideMark/>
-          </w:tcPr>
-          <w:p>
-            <w:pPr>
-              <w:spacing w:after="160" w:line="259" w:lineRule="auto"/>
-            </w:pPr>
-            <w:r>
-              <w:t>Tutto Valido</w:t>
-            </w:r>
-          </w:p>
-        </w:tc>
-        <w:tc>
-          <w:tcPr>
-            <w:tcW w:w="0" w:type="auto"/>
-            <w:hideMark/>
-          </w:tcPr>
-          <w:p>
-            <w:pPr>
-              <w:spacing w:after="160" w:line="259" w:lineRule="auto"/>
-            </w:pPr>
-            <w:r>
-              <w:t>Nuova</w:t>
-            </w:r>
-          </w:p>
-        </w:tc>
-        <w:tc>
-          <w:tcPr>
-            <w:tcW w:w="0" w:type="auto"/>
-            <w:hideMark/>
-          </w:tcPr>
-          <w:p>
-            <w:pPr>
-              <w:spacing w:after="160" w:line="259" w:lineRule="auto"/>
-            </w:pPr>
-            <w:proofErr w:type="spellStart"/>
-            <w:r>
-              <w:t>Pwd</w:t>
-            </w:r>
-            <w:proofErr w:type="spellEnd"/>
-            <w:r>
-              <w:t xml:space="preserve"> &gt; 255 </w:t>
-            </w:r>
-            <w:proofErr w:type="spellStart"/>
-            <w:r>
-              <w:t>char</w:t>
-            </w:r>
-            <w:proofErr w:type="spellEnd"/>
-          </w:p>
-        </w:tc>
-        <w:tc>
-          <w:tcPr>
-            <w:tcW w:w="0" w:type="auto"/>
-            <w:hideMark/>
-          </w:tcPr>
-          <w:p>
-            <w:pPr>
-              <w:spacing w:after="160" w:line="259" w:lineRule="auto"/>
-            </w:pPr>
-            <w:proofErr w:type="spellStart"/>
-            <w:r>
-              <w:t>IllegalArgumentException</w:t>
-            </w:r>
-            <w:proofErr w:type="spellEnd"/>
-          </w:p>
-        </w:tc>
-      </w:tr>
     </w:tbl>
+    <w:p/>
+    <w:p/>
     <w:p/>
     <w:p/>
     <w:p/>
